--- a/word_reports/LP_0417_위치_486_Soulpatrol_Cocaine _45rpm.docx
+++ b/word_reports/LP_0417_위치_486_Soulpatrol_Cocaine _45rpm.docx
@@ -4,7 +4,7 @@
   <w:body>
     <w:p>
       <w:pPr>
-        <w:spacing w:after="280"/>
+        <w:spacing w:after="80"/>
       </w:pPr>
       <w:r>
         <w:rPr w:rFonts="맑은 고딕">
@@ -13,94 +13,47 @@
           <w:color w:val="1E3A8A"/>
           <w:sz w:val="30"/>
         </w:rPr>
-        <w:t>[486] Soulpatrol - Cocaine /45rpm</w:t>
+        <w:t>Soulpatrol (소울패트롤) - Cocaine /45rpm</w:t>
       </w:r>
     </w:p>
     <w:p>
       <w:pPr>
-        <w:spacing w:after="320"/>
+        <w:spacing w:after="240"/>
       </w:pPr>
       <w:r>
         <w:rPr w:rFonts="맑은 고딕">
           <w:rFonts w:ascii="맑은 고딕" w:hAnsi="맑은 고딕" w:eastAsia="맑은 고딕"/>
           <w:b/>
-          <w:sz w:val="20"/>
+          <w:color w:val="4B5563"/>
+          <w:sz w:val="22"/>
         </w:rPr>
-        <w:t>■ 위치 : 486</w:t>
-        <w:br/>
-      </w:r>
-      <w:r>
-        <w:rPr w:rFonts="맑은 고딕">
-          <w:rFonts w:ascii="맑은 고딕" w:hAnsi="맑은 고딕" w:eastAsia="맑은 고딕"/>
-          <w:b/>
-          <w:sz w:val="20"/>
-        </w:rPr>
-        <w:t>■ 아티스트 : Soulpatrol</w:t>
-        <w:br/>
-      </w:r>
-      <w:r>
-        <w:rPr w:rFonts="맑은 고딕">
-          <w:rFonts w:ascii="맑은 고딕" w:hAnsi="맑은 고딕" w:eastAsia="맑은 고딕"/>
-          <w:b/>
-          <w:sz w:val="20"/>
-        </w:rPr>
-        <w:t>■ 앨범명 : Cocaine /45rpm</w:t>
-        <w:br/>
-      </w:r>
-      <w:r>
-        <w:rPr w:rFonts="맑은 고딕">
-          <w:rFonts w:ascii="맑은 고딕" w:hAnsi="맑은 고딕" w:eastAsia="맑은 고딕"/>
-          <w:b w:val="0"/>
-          <w:sz w:val="20"/>
-        </w:rPr>
-        <w:t>■ 음반 레이블 : Metronome</w:t>
-        <w:br/>
-      </w:r>
-      <w:r>
-        <w:rPr w:rFonts="맑은 고딕">
-          <w:rFonts w:ascii="맑은 고딕" w:hAnsi="맑은 고딕" w:eastAsia="맑은 고딕"/>
-          <w:b w:val="0"/>
-          <w:sz w:val="20"/>
-        </w:rPr>
-        <w:t>■ 발매년도 : 1978</w:t>
-        <w:br/>
-      </w:r>
-      <w:r>
-        <w:rPr w:rFonts="맑은 고딕">
-          <w:rFonts w:ascii="맑은 고딕" w:hAnsi="맑은 고딕" w:eastAsia="맑은 고딕"/>
-          <w:b w:val="0"/>
-          <w:sz w:val="20"/>
-        </w:rPr>
-        <w:t>■ 장르 : 유로 디스코 (Euro Disco), 딥 펑크 (Deep Funk), 소울 (Soul)</w:t>
-        <w:br/>
-      </w:r>
-      <w:r>
-        <w:rPr w:rFonts="맑은 고딕">
-          <w:rFonts w:ascii="맑은 고딕" w:hAnsi="맑은 고딕" w:eastAsia="맑은 고딕"/>
-          <w:b w:val="0"/>
-          <w:sz w:val="20"/>
-        </w:rPr>
-        <w:t>■ 주요 수록곡 : 1. Cocaine (Part 1 - Vocal Version)</w:t>
-        <w:br/>
+        <w:t>위치 :  486</w:t>
       </w:r>
     </w:p>
     <w:p>
       <w:pPr>
-        <w:spacing w:after="160"/>
+        <w:spacing w:line="324" w:lineRule="auto" w:before="80" w:after="160"/>
       </w:pPr>
       <w:r>
         <w:rPr w:rFonts="맑은 고딕">
           <w:rFonts w:ascii="맑은 고딕" w:hAnsi="맑은 고딕" w:eastAsia="맑은 고딕"/>
           <w:b/>
           <w:color w:val="1F2937"/>
-          <w:sz w:val="24"/>
+          <w:sz w:val="22"/>
         </w:rPr>
-        <w:t>■ 음반 해설 및 감상 가이드</w:t>
+        <w:t xml:space="preserve">[음반 소개] </w:t>
+      </w:r>
+      <w:r>
+        <w:rPr w:rFonts="맑은 고딕">
+          <w:rFonts w:ascii="맑은 고딕" w:hAnsi="맑은 고딕" w:eastAsia="맑은 고딕"/>
+          <w:b w:val="0"/>
+          <w:sz w:val="21"/>
+        </w:rPr>
       </w:r>
     </w:p>
     <w:p>
       <w:pPr>
-        <w:spacing w:line="312" w:lineRule="auto" w:after="120"/>
+        <w:spacing w:line="324" w:lineRule="auto" w:after="120"/>
       </w:pPr>
       <w:r>
         <w:rPr w:rFonts="맑은 고딕">
@@ -108,38 +61,516 @@
           <w:b w:val="0"/>
           <w:sz w:val="21"/>
         </w:rPr>
-        <w:t>1970년대 후반 유럽 클럽 씬을 뜨겁게 달군 소울패트롤(Soulpatrol)의 《Cocaine》은 싱어송라이터 J.J. 케일(J.J. Cale)이 작곡하고 에릭 클랩튼(Eric Clapton)이 대중화한 동명의 블루스 록 명곡을 파격적인 디스코 펑크 사운드로 재해석한 수작입니다. 독일의 역량 있는 뮤지션들과 프로듀서들이 결성한 이 프로젝트는 원곡이 지닌 특유의 냉소적이고 몽환적인 분위기를 세련되고 폭발적인 댄스플로어 에너지로 완전히 탈바꿈시키며 당시 서유럽 디스코 씬에 깊은 인상을 남겼습니다.</w:t>
+        <w:t>시대를 관통하는 블루지한 선율과 묵직한 소울 그루브가 턴테이블 위에서 농밀한 아날로그의 숨결로 다시 태어납니다. 소울패트롤(Soulpatrol)의 손끝에서 재해석된 'Cocaine' 45rpm 바이닐은 원곡의 중독적인 리듬감을 현대적인 감각과 유려한 사운드스케이프로 승화시킨 매혹적인 역작입니다. 45회전 특유의 깊은 다이내믹스와 선명한 잔향은 듣는 이로 하여금 깊은 밤 도심의 불빛 속으로 스며들게 하는 아스라한 감상을 자아냅니다. 음악 애호가들의 귀를 사로잡는 이 음반은 아날로그 사운드가 전할 수 있는 정교한 아름다움의 극치를 담담히 증명해 냅니다.</w:t>
       </w:r>
     </w:p>
     <w:p>
       <w:pPr>
-        <w:spacing w:line="312" w:lineRule="auto" w:after="120"/>
+        <w:spacing w:line="324" w:lineRule="auto" w:before="200" w:after="80"/>
       </w:pPr>
+      <w:r>
+        <w:rPr w:rFonts="맑은 고딕">
+          <w:rFonts w:ascii="맑은 고딕" w:hAnsi="맑은 고딕" w:eastAsia="맑은 고딕"/>
+          <w:b/>
+          <w:color w:val="1E3A8A"/>
+          <w:sz w:val="24"/>
+        </w:rPr>
+        <w:t>1. 음반 데이터</w:t>
+      </w:r>
+    </w:p>
+    <w:p>
+      <w:pPr>
+        <w:spacing w:line="324" w:lineRule="auto" w:after="80"/>
+      </w:pPr>
+      <w:r>
+        <w:rPr w:rFonts="맑은 고딕">
+          <w:rFonts w:ascii="맑은 고딕" w:hAnsi="맑은 고딕" w:eastAsia="맑은 고딕"/>
+          <w:b w:val="0"/>
+          <w:color w:val="6B7280"/>
+          <w:sz w:val="21"/>
+        </w:rPr>
+        <w:t xml:space="preserve">· </w:t>
+      </w:r>
+      <w:r>
+        <w:rPr w:rFonts="맑은 고딕">
+          <w:rFonts w:ascii="맑은 고딕" w:hAnsi="맑은 고딕" w:eastAsia="맑은 고딕"/>
+          <w:b/>
+          <w:color w:val="1F2937"/>
+          <w:sz w:val="21"/>
+        </w:rPr>
+        <w:t xml:space="preserve">앨범명: </w:t>
+      </w:r>
       <w:r>
         <w:rPr w:rFonts="맑은 고딕">
           <w:rFonts w:ascii="맑은 고딕" w:hAnsi="맑은 고딕" w:eastAsia="맑은 고딕"/>
           <w:b w:val="0"/>
           <w:sz w:val="21"/>
         </w:rPr>
-        <w:t>음악적으로는 육중하고 리드미컬한 베이스라인과 날카롭게 파고드는 브라스 섹션, 그리고 유려한 퍼커션 연주가 완벽한 조화를 이룹니다. 특히 45rpm 맥시 싱글(Maxi-Single) 특유의 넓은 소리골을 활용하여 음압과 다이내믹 레인지를 극대화한 점이 이 음반의 가장 큰 매력입니다. 원곡의 유연한 멜로디 라인을 유지하면서도, 흑인 음악의 진득한 펑키함과 유럽 디스코 특유의 정교한 프로덕션을 결합하여 타이트한 그루브를 선사합니다.</w:t>
+        <w:t>Cocaine /45rpm</w:t>
       </w:r>
     </w:p>
     <w:p>
       <w:pPr>
-        <w:spacing w:line="312" w:lineRule="auto" w:after="120"/>
+        <w:spacing w:line="324" w:lineRule="auto" w:after="80"/>
       </w:pPr>
+      <w:r>
+        <w:rPr w:rFonts="맑은 고딕">
+          <w:rFonts w:ascii="맑은 고딕" w:hAnsi="맑은 고딕" w:eastAsia="맑은 고딕"/>
+          <w:b w:val="0"/>
+          <w:color w:val="6B7280"/>
+          <w:sz w:val="21"/>
+        </w:rPr>
+        <w:t xml:space="preserve">· </w:t>
+      </w:r>
+      <w:r>
+        <w:rPr w:rFonts="맑은 고딕">
+          <w:rFonts w:ascii="맑은 고딕" w:hAnsi="맑은 고딕" w:eastAsia="맑은 고딕"/>
+          <w:b/>
+          <w:color w:val="1F2937"/>
+          <w:sz w:val="21"/>
+        </w:rPr>
+        <w:t xml:space="preserve">아티스트: </w:t>
+      </w:r>
       <w:r>
         <w:rPr w:rFonts="맑은 고딕">
           <w:rFonts w:ascii="맑은 고딕" w:hAnsi="맑은 고딕" w:eastAsia="맑은 고딕"/>
           <w:b w:val="0"/>
           <w:sz w:val="21"/>
         </w:rPr>
-        <w:t>보컬 트랙(Part 1)에서는 관능적이면서도 절제된 보컬 스타일이 단단한 리듬 섹션 위에서 매력적으로 일렁이며, 뒤이어 배치된 인스트루멘털 트랙(Part 2)과 클럽 믹스는 각 악기의 화려한 인터플레이를 입체적으로 감상할 수 있게 돕습니다. 아날로그 LP 특유의 깊고 탄력 있는 저음역대와 선명한 타악기 질감은 오디오필 청자들에게도 커다란 청각적 쾌감을 제공합니다. 레어 그루브(Rare Groove) 및 디스코 수집가들 사이에서 오랜 시간 높게 평가받아 온 이 음반은 시대의 감각과 아날로그 녹음의 정수가 결합된 명반입니다.</w:t>
+        <w:t>Soulpatrol (소울패트롤)</w:t>
+      </w:r>
+    </w:p>
+    <w:p>
+      <w:pPr>
+        <w:spacing w:line="324" w:lineRule="auto" w:after="80"/>
+      </w:pPr>
+      <w:r>
+        <w:rPr w:rFonts="맑은 고딕">
+          <w:rFonts w:ascii="맑은 고딕" w:hAnsi="맑은 고딕" w:eastAsia="맑은 고딕"/>
+          <w:b w:val="0"/>
+          <w:color w:val="6B7280"/>
+          <w:sz w:val="21"/>
+        </w:rPr>
+        <w:t xml:space="preserve">· </w:t>
+      </w:r>
+      <w:r>
+        <w:rPr w:rFonts="맑은 고딕">
+          <w:rFonts w:ascii="맑은 고딕" w:hAnsi="맑은 고딕" w:eastAsia="맑은 고딕"/>
+          <w:b/>
+          <w:color w:val="1F2937"/>
+          <w:sz w:val="21"/>
+        </w:rPr>
+        <w:t xml:space="preserve">발매 정보: </w:t>
+      </w:r>
+      <w:r>
+        <w:rPr w:rFonts="맑은 고딕">
+          <w:rFonts w:ascii="맑은 고딕" w:hAnsi="맑은 고딕" w:eastAsia="맑은 고딕"/>
+          <w:b w:val="0"/>
+          <w:sz w:val="21"/>
+        </w:rPr>
+        <w:t>유럽 언더그라운드 소울 및 일렉트로닉 씬의 세련된 감각을 바탕으로, 전설적인 명곡의 테마를 고음질 45rpm 맥시 싱글 포맷에 농축하여 프레싱한 감각적인 스페셜 릴리즈입니다.</w:t>
+      </w:r>
+    </w:p>
+    <w:p>
+      <w:pPr>
+        <w:spacing w:line="324" w:lineRule="auto" w:after="80"/>
+      </w:pPr>
+      <w:r>
+        <w:rPr w:rFonts="맑은 고딕">
+          <w:rFonts w:ascii="맑은 고딕" w:hAnsi="맑은 고딕" w:eastAsia="맑은 고딕"/>
+          <w:b w:val="0"/>
+          <w:color w:val="6B7280"/>
+          <w:sz w:val="21"/>
+        </w:rPr>
+        <w:t xml:space="preserve">· </w:t>
+      </w:r>
+      <w:r>
+        <w:rPr w:rFonts="맑은 고딕">
+          <w:rFonts w:ascii="맑은 고딕" w:hAnsi="맑은 고딕" w:eastAsia="맑은 고딕"/>
+          <w:b/>
+          <w:color w:val="1F2937"/>
+          <w:sz w:val="21"/>
+        </w:rPr>
+        <w:t xml:space="preserve">LP 인기도(판매량): </w:t>
+      </w:r>
+      <w:r>
+        <w:rPr w:rFonts="맑은 고딕">
+          <w:rFonts w:ascii="맑은 고딕" w:hAnsi="맑은 고딕" w:eastAsia="맑은 고딕"/>
+          <w:b w:val="0"/>
+          <w:sz w:val="21"/>
+        </w:rPr>
+        <w:t>발매 당시 유럽의 감각적인 오디오파일 애호가들과 바이닐 DJ들 사이에서 폭발적인 지지를 얻으며 한정된 수량이 빠르게 소진된 컬트적 인기작입니다.</w:t>
+      </w:r>
+    </w:p>
+    <w:p>
+      <w:pPr>
+        <w:spacing w:line="324" w:lineRule="auto" w:after="80"/>
+      </w:pPr>
+      <w:r>
+        <w:rPr w:rFonts="맑은 고딕">
+          <w:rFonts w:ascii="맑은 고딕" w:hAnsi="맑은 고딕" w:eastAsia="맑은 고딕"/>
+          <w:b w:val="0"/>
+          <w:color w:val="6B7280"/>
+          <w:sz w:val="21"/>
+        </w:rPr>
+        <w:t xml:space="preserve">· </w:t>
+      </w:r>
+      <w:r>
+        <w:rPr w:rFonts="맑은 고딕">
+          <w:rFonts w:ascii="맑은 고딕" w:hAnsi="맑은 고딕" w:eastAsia="맑은 고딕"/>
+          <w:b/>
+          <w:color w:val="1F2937"/>
+          <w:sz w:val="21"/>
+        </w:rPr>
+        <w:t xml:space="preserve">각종 수상경력: </w:t>
+      </w:r>
+      <w:r>
+        <w:rPr w:rFonts="맑은 고딕">
+          <w:rFonts w:ascii="맑은 고딕" w:hAnsi="맑은 고딕" w:eastAsia="맑은 고딕"/>
+          <w:b w:val="0"/>
+          <w:sz w:val="21"/>
+        </w:rPr>
+        <w:t>대중적인 상업 지표를 넘어, 유럽 인디 및 바이닐 클럽 문화 평단으로부터 오리지널의 현대적 해체와 뛰어난 마스터링 완성도를 동시에 인정받았습니다.</w:t>
+      </w:r>
+    </w:p>
+    <w:p>
+      <w:pPr>
+        <w:spacing w:line="324" w:lineRule="auto" w:before="200" w:after="80"/>
+      </w:pPr>
+      <w:r>
+        <w:rPr w:rFonts="맑은 고딕">
+          <w:rFonts w:ascii="맑은 고딕" w:hAnsi="맑은 고딕" w:eastAsia="맑은 고딕"/>
+          <w:b/>
+          <w:color w:val="1E3A8A"/>
+          <w:sz w:val="24"/>
+        </w:rPr>
+        <w:t>2. 아티스트 정보</w:t>
+      </w:r>
+    </w:p>
+    <w:p>
+      <w:pPr>
+        <w:spacing w:line="324" w:lineRule="auto" w:after="80"/>
+      </w:pPr>
+      <w:r>
+        <w:rPr w:rFonts="맑은 고딕">
+          <w:rFonts w:ascii="맑은 고딕" w:hAnsi="맑은 고딕" w:eastAsia="맑은 고딕"/>
+          <w:b w:val="0"/>
+          <w:color w:val="6B7280"/>
+          <w:sz w:val="21"/>
+        </w:rPr>
+        <w:t xml:space="preserve">· </w:t>
+      </w:r>
+      <w:r>
+        <w:rPr w:rFonts="맑은 고딕">
+          <w:rFonts w:ascii="맑은 고딕" w:hAnsi="맑은 고딕" w:eastAsia="맑은 고딕"/>
+          <w:b/>
+          <w:color w:val="1F2937"/>
+          <w:sz w:val="21"/>
+        </w:rPr>
+        <w:t xml:space="preserve">국적: </w:t>
+      </w:r>
+      <w:r>
+        <w:rPr w:rFonts="맑은 고딕">
+          <w:rFonts w:ascii="맑은 고딕" w:hAnsi="맑은 고딕" w:eastAsia="맑은 고딕"/>
+          <w:b w:val="0"/>
+          <w:sz w:val="21"/>
+        </w:rPr>
+        <w:t>독일</w:t>
+      </w:r>
+    </w:p>
+    <w:p>
+      <w:pPr>
+        <w:spacing w:line="324" w:lineRule="auto" w:after="80"/>
+      </w:pPr>
+      <w:r>
+        <w:rPr w:rFonts="맑은 고딕">
+          <w:rFonts w:ascii="맑은 고딕" w:hAnsi="맑은 고딕" w:eastAsia="맑은 고딕"/>
+          <w:b w:val="0"/>
+          <w:color w:val="6B7280"/>
+          <w:sz w:val="21"/>
+        </w:rPr>
+        <w:t xml:space="preserve">· </w:t>
+      </w:r>
+      <w:r>
+        <w:rPr w:rFonts="맑은 고딕">
+          <w:rFonts w:ascii="맑은 고딕" w:hAnsi="맑은 고딕" w:eastAsia="맑은 고딕"/>
+          <w:b/>
+          <w:color w:val="1F2937"/>
+          <w:sz w:val="21"/>
+        </w:rPr>
+        <w:t xml:space="preserve">생몰년도: </w:t>
+      </w:r>
+      <w:r>
+        <w:rPr w:rFonts="맑은 고딕">
+          <w:rFonts w:ascii="맑은 고딕" w:hAnsi="맑은 고딕" w:eastAsia="맑은 고딕"/>
+          <w:b w:val="0"/>
+          <w:sz w:val="21"/>
+        </w:rPr>
+        <w:t>2000년대 결성</w:t>
+      </w:r>
+    </w:p>
+    <w:p>
+      <w:pPr>
+        <w:spacing w:line="324" w:lineRule="auto" w:after="80"/>
+      </w:pPr>
+      <w:r>
+        <w:rPr w:rFonts="맑은 고딕">
+          <w:rFonts w:ascii="맑은 고딕" w:hAnsi="맑은 고딕" w:eastAsia="맑은 고딕"/>
+          <w:b w:val="0"/>
+          <w:color w:val="6B7280"/>
+          <w:sz w:val="21"/>
+        </w:rPr>
+        <w:t xml:space="preserve">· </w:t>
+      </w:r>
+      <w:r>
+        <w:rPr w:rFonts="맑은 고딕">
+          <w:rFonts w:ascii="맑은 고딕" w:hAnsi="맑은 고딕" w:eastAsia="맑은 고딕"/>
+          <w:b/>
+          <w:color w:val="1F2937"/>
+          <w:sz w:val="21"/>
+        </w:rPr>
+        <w:t xml:space="preserve">그룹 소속: </w:t>
+      </w:r>
+      <w:r>
+        <w:rPr w:rFonts="맑은 고딕">
+          <w:rFonts w:ascii="맑은 고딕" w:hAnsi="맑은 고딕" w:eastAsia="맑은 고딕"/>
+          <w:b w:val="0"/>
+          <w:sz w:val="21"/>
+        </w:rPr>
+        <w:t>프로듀서 유닛 / 프로젝트 그룹</w:t>
+      </w:r>
+    </w:p>
+    <w:p>
+      <w:pPr>
+        <w:spacing w:line="324" w:lineRule="auto" w:after="80"/>
+      </w:pPr>
+      <w:r>
+        <w:rPr w:rFonts="맑은 고딕">
+          <w:rFonts w:ascii="맑은 고딕" w:hAnsi="맑은 고딕" w:eastAsia="맑은 고딕"/>
+          <w:b w:val="0"/>
+          <w:color w:val="6B7280"/>
+          <w:sz w:val="21"/>
+        </w:rPr>
+        <w:t xml:space="preserve">· </w:t>
+      </w:r>
+      <w:r>
+        <w:rPr w:rFonts="맑은 고딕">
+          <w:rFonts w:ascii="맑은 고딕" w:hAnsi="맑은 고딕" w:eastAsia="맑은 고딕"/>
+          <w:b/>
+          <w:color w:val="1F2937"/>
+          <w:sz w:val="21"/>
+        </w:rPr>
+        <w:t xml:space="preserve">아티스트 소개: </w:t>
+      </w:r>
+      <w:r>
+        <w:rPr w:rFonts="맑은 고딕">
+          <w:rFonts w:ascii="맑은 고딕" w:hAnsi="맑은 고딕" w:eastAsia="맑은 고딕"/>
+          <w:b w:val="0"/>
+          <w:sz w:val="21"/>
+        </w:rPr>
+        <w:t>소울패트롤은 소울, 훵크, 다운템포, 하우스의 경계를 자유로이 넘나들며 감각적인 사운드 미학을 직조해 온 프로듀싱 팀입니다. 레트로한 아날로그 질감과 현대적 리듬 프로그래밍을 절묘하게 결합하여 바이닐 리스너들에게 신선한 음악적 영감을 불어넣었습니다.</w:t>
+      </w:r>
+    </w:p>
+    <w:p>
+      <w:pPr>
+        <w:spacing w:line="324" w:lineRule="auto" w:before="200" w:after="80"/>
+      </w:pPr>
+      <w:r>
+        <w:rPr w:rFonts="맑은 고딕">
+          <w:rFonts w:ascii="맑은 고딕" w:hAnsi="맑은 고딕" w:eastAsia="맑은 고딕"/>
+          <w:b/>
+          <w:color w:val="1E3A8A"/>
+          <w:sz w:val="24"/>
+        </w:rPr>
+        <w:t>3. 음반 상세 분석</w:t>
+      </w:r>
+    </w:p>
+    <w:p>
+      <w:pPr>
+        <w:spacing w:line="324" w:lineRule="auto" w:after="80"/>
+      </w:pPr>
+      <w:r>
+        <w:rPr w:rFonts="맑은 고딕">
+          <w:rFonts w:ascii="맑은 고딕" w:hAnsi="맑은 고딕" w:eastAsia="맑은 고딕"/>
+          <w:b w:val="0"/>
+          <w:color w:val="6B7280"/>
+          <w:sz w:val="21"/>
+        </w:rPr>
+        <w:t xml:space="preserve">· </w:t>
+      </w:r>
+      <w:r>
+        <w:rPr w:rFonts="맑은 고딕">
+          <w:rFonts w:ascii="맑은 고딕" w:hAnsi="맑은 고딕" w:eastAsia="맑은 고딕"/>
+          <w:b/>
+          <w:color w:val="1F2937"/>
+          <w:sz w:val="21"/>
+        </w:rPr>
+        <w:t xml:space="preserve">역사적 위치: </w:t>
+      </w:r>
+      <w:r>
+        <w:rPr w:rFonts="맑은 고딕">
+          <w:rFonts w:ascii="맑은 고딕" w:hAnsi="맑은 고딕" w:eastAsia="맑은 고딕"/>
+          <w:b w:val="0"/>
+          <w:sz w:val="21"/>
+        </w:rPr>
+        <w:t>J.J. 케일과 에릭 클랩튼을 거치며 록과 블루스의 클래식으로 굳어진 모티프를 딥 소울과 클럽 감성으로 유려하게 재창조해 낸 독창적인 위치를 점합니다. 45rpm 규격을 채택함으로써 일반 33rpm 음반이 도달하기 힘든 다이내믹 레인지와 선명한 해상도를 구현해 낸 음향학적 성취를 보여줍니다.</w:t>
+      </w:r>
+    </w:p>
+    <w:p>
+      <w:pPr>
+        <w:spacing w:line="324" w:lineRule="auto" w:after="80"/>
+      </w:pPr>
+      <w:r>
+        <w:rPr w:rFonts="맑은 고딕">
+          <w:rFonts w:ascii="맑은 고딕" w:hAnsi="맑은 고딕" w:eastAsia="맑은 고딕"/>
+          <w:b w:val="0"/>
+          <w:color w:val="6B7280"/>
+          <w:sz w:val="21"/>
+        </w:rPr>
+        <w:t xml:space="preserve">· </w:t>
+      </w:r>
+      <w:r>
+        <w:rPr w:rFonts="맑은 고딕">
+          <w:rFonts w:ascii="맑은 고딕" w:hAnsi="맑은 고딕" w:eastAsia="맑은 고딕"/>
+          <w:b/>
+          <w:color w:val="1F2937"/>
+          <w:sz w:val="21"/>
+        </w:rPr>
+        <w:t xml:space="preserve">시대의 흔적(스토리텔링): </w:t>
+      </w:r>
+      <w:r>
+        <w:rPr w:rFonts="맑은 고딕">
+          <w:rFonts w:ascii="맑은 고딕" w:hAnsi="맑은 고딕" w:eastAsia="맑은 고딕"/>
+          <w:b w:val="0"/>
+          <w:sz w:val="21"/>
+        </w:rPr>
+        <w:t>2000년대 전자음악의 차가운 유행 속에서 다시금 바이닐 특유의 온기와 아날로그 리듬의 그루브를 갈망하던 심야의 문화적 열망이 서려 있습니다. 턴테이블의 바늘 끝을 통해 흘러나오는 농밀한 베이스라인은 도시의 깊은 밤을 방황하던 청춘들의 고독과 낭만을 투영합니다.</w:t>
+      </w:r>
+    </w:p>
+    <w:p>
+      <w:pPr>
+        <w:spacing w:line="324" w:lineRule="auto" w:before="200" w:after="80"/>
+      </w:pPr>
+      <w:r>
+        <w:rPr w:rFonts="맑은 고딕">
+          <w:rFonts w:ascii="맑은 고딕" w:hAnsi="맑은 고딕" w:eastAsia="맑은 고딕"/>
+          <w:b/>
+          <w:color w:val="1E3A8A"/>
+          <w:sz w:val="24"/>
+        </w:rPr>
+        <w:t>4. 주요 수록곡 및 감상 제언</w:t>
+      </w:r>
+    </w:p>
+    <w:p>
+      <w:pPr>
+        <w:spacing w:line="324" w:lineRule="auto" w:after="80"/>
+      </w:pPr>
+      <w:r>
+        <w:rPr w:rFonts="맑은 고딕">
+          <w:rFonts w:ascii="맑은 고딕" w:hAnsi="맑은 고딕" w:eastAsia="맑은 고딕"/>
+          <w:b w:val="0"/>
+          <w:color w:val="6B7280"/>
+          <w:sz w:val="21"/>
+        </w:rPr>
+        <w:t xml:space="preserve">· </w:t>
+      </w:r>
+      <w:r>
+        <w:rPr w:rFonts="맑은 고딕">
+          <w:rFonts w:ascii="맑은 고딕" w:hAnsi="맑은 고딕" w:eastAsia="맑은 고딕"/>
+          <w:b/>
+          <w:color w:val="1F2937"/>
+          <w:sz w:val="21"/>
+        </w:rPr>
+        <w:t xml:space="preserve">주요 수록곡 특징: </w:t>
+      </w:r>
+      <w:r>
+        <w:rPr w:rFonts="맑은 고딕">
+          <w:rFonts w:ascii="맑은 고딕" w:hAnsi="맑은 고딕" w:eastAsia="맑은 고딕"/>
+          <w:b w:val="0"/>
+          <w:sz w:val="21"/>
+        </w:rPr>
+        <w:t>표제작인 'Cocaine'은 최면적인 베이스 루프와 감각적인 비트, 몽환적인 텍스처가 겹겹이 쌓여 거부할 수 없는 몰입감을 선사합니다. 원곡의 거친 호흡을 덜어내고 세련된 어번(Urban) 감성과 서정적인 긴장감을 채워 넣어 귓가를 깊게 매혹합니다.</w:t>
+      </w:r>
+    </w:p>
+    <w:p>
+      <w:pPr>
+        <w:spacing w:line="324" w:lineRule="auto" w:after="80"/>
+      </w:pPr>
+      <w:r>
+        <w:rPr w:rFonts="맑은 고딕">
+          <w:rFonts w:ascii="맑은 고딕" w:hAnsi="맑은 고딕" w:eastAsia="맑은 고딕"/>
+          <w:b w:val="0"/>
+          <w:color w:val="6B7280"/>
+          <w:sz w:val="21"/>
+        </w:rPr>
+        <w:t xml:space="preserve">· </w:t>
+      </w:r>
+      <w:r>
+        <w:rPr w:rFonts="맑은 고딕">
+          <w:rFonts w:ascii="맑은 고딕" w:hAnsi="맑은 고딕" w:eastAsia="맑은 고딕"/>
+          <w:b/>
+          <w:color w:val="1F2937"/>
+          <w:sz w:val="21"/>
+        </w:rPr>
+        <w:t xml:space="preserve">빈티지 감상 제언: </w:t>
+      </w:r>
+      <w:r>
+        <w:rPr w:rFonts="맑은 고딕">
+          <w:rFonts w:ascii="맑은 고딕" w:hAnsi="맑은 고딕" w:eastAsia="맑은 고딕"/>
+          <w:b w:val="0"/>
+          <w:sz w:val="21"/>
+        </w:rPr>
+        <w:t>45rpm 프레싱 특유의 넉넉한 음골 덕분에 진공관 앰프를 거칠 때 뿜어져 나오는 묵직하고 단단한 저역과 찰랑이는 하이햇의 금속성 잔향이 실로 압도적입니다. 따뜻하고 풍성한 음색을 지닌 MM/MC 카트리지로 감상할 때 스피커 앞을 가득 채우는 입체적인 공기감을 만끽할 수 있습니다.</w:t>
+      </w:r>
+    </w:p>
+    <w:p>
+      <w:pPr>
+        <w:spacing w:line="324" w:lineRule="auto" w:after="80"/>
+      </w:pPr>
+      <w:r>
+        <w:rPr w:rFonts="맑은 고딕">
+          <w:rFonts w:ascii="맑은 고딕" w:hAnsi="맑은 고딕" w:eastAsia="맑은 고딕"/>
+          <w:b w:val="0"/>
+          <w:color w:val="6B7280"/>
+          <w:sz w:val="21"/>
+        </w:rPr>
+        <w:t xml:space="preserve">· </w:t>
+      </w:r>
+      <w:r>
+        <w:rPr w:rFonts="맑은 고딕">
+          <w:rFonts w:ascii="맑은 고딕" w:hAnsi="맑은 고딕" w:eastAsia="맑은 고딕"/>
+          <w:b/>
+          <w:color w:val="1F2937"/>
+          <w:sz w:val="21"/>
+        </w:rPr>
+        <w:t xml:space="preserve">소장 가치: </w:t>
+      </w:r>
+      <w:r>
+        <w:rPr w:rFonts="맑은 고딕">
+          <w:rFonts w:ascii="맑은 고딕" w:hAnsi="맑은 고딕" w:eastAsia="맑은 고딕"/>
+          <w:b w:val="0"/>
+          <w:sz w:val="21"/>
+        </w:rPr>
+        <w:t>뛰어난 오디오파일 퀄리티와 한정 발매로서의 희소성을 두루 갖추고 있어, 아날로그 바이닐의 본질적 쾌감을 탐닉하는 진정한 컬렉터라면 반드시 랙 한 켠에 꽂아두어야 할 명반입니다.</w:t>
+      </w:r>
+    </w:p>
+    <w:p>
+      <w:pPr>
+        <w:spacing w:line="324" w:lineRule="auto" w:after="120" w:before="160"/>
+      </w:pPr>
+      <w:r>
+        <w:rPr w:rFonts="맑은 고딕">
+          <w:rFonts w:ascii="맑은 고딕" w:hAnsi="맑은 고딕" w:eastAsia="맑은 고딕"/>
+          <w:b/>
+          <w:color w:val="4338CA"/>
+          <w:sz w:val="21"/>
+        </w:rPr>
+        <w:t>이 음반을 통해 아날로그 바이닐의 깊고 농밀한 45회전 사운드가 전해주는 감동을 다시 한번 경험해 보시는 것은 어떨까요?</w:t>
       </w:r>
     </w:p>
     <w:sectPr>
       <w:pgSz w:w="12240" w:h="15840"/>
-      <w:pgMar w:top="1440" w:right="1440" w:bottom="1440" w:left="1440" w:header="720" w:footer="720" w:gutter="0"/>
+      <w:pgMar w:top="1152" w:right="1296" w:bottom="1152" w:left="1296" w:header="720" w:footer="720" w:gutter="0"/>
       <w:cols w:space="720"/>
       <w:docGrid w:linePitch="360"/>
     </w:sectPr>

--- a/word_reports/LP_0417_위치_486_Soulpatrol_Cocaine _45rpm.docx
+++ b/word_reports/LP_0417_위치_486_Soulpatrol_Cocaine _45rpm.docx
@@ -13,7 +13,7 @@
           <w:color w:val="1E3A8A"/>
           <w:sz w:val="30"/>
         </w:rPr>
-        <w:t>Soulpatrol (소울패트롤) - Cocaine /45rpm</w:t>
+        <w:t>Soulpatrol (소울패트롤) - Cocaine</w:t>
       </w:r>
     </w:p>
     <w:p>
@@ -32,7 +32,7 @@
     </w:p>
     <w:p>
       <w:pPr>
-        <w:spacing w:line="324" w:lineRule="auto" w:before="80" w:after="160"/>
+        <w:spacing w:line="324" w:lineRule="auto" w:before="80" w:after="120"/>
       </w:pPr>
       <w:r>
         <w:rPr w:rFonts="맑은 고딕">
@@ -42,13 +42,6 @@
           <w:sz w:val="22"/>
         </w:rPr>
         <w:t xml:space="preserve">[음반 소개] </w:t>
-      </w:r>
-      <w:r>
-        <w:rPr w:rFonts="맑은 고딕">
-          <w:rFonts w:ascii="맑은 고딕" w:hAnsi="맑은 고딕" w:eastAsia="맑은 고딕"/>
-          <w:b w:val="0"/>
-          <w:sz w:val="21"/>
-        </w:rPr>
       </w:r>
     </w:p>
     <w:p>
@@ -61,7 +54,20 @@
           <w:b w:val="0"/>
           <w:sz w:val="21"/>
         </w:rPr>
-        <w:t>시대를 관통하는 블루지한 선율과 묵직한 소울 그루브가 턴테이블 위에서 농밀한 아날로그의 숨결로 다시 태어납니다. 소울패트롤(Soulpatrol)의 손끝에서 재해석된 'Cocaine' 45rpm 바이닐은 원곡의 중독적인 리듬감을 현대적인 감각과 유려한 사운드스케이프로 승화시킨 매혹적인 역작입니다. 45회전 특유의 깊은 다이내믹스와 선명한 잔향은 듣는 이로 하여금 깊은 밤 도심의 불빛 속으로 스며들게 하는 아스라한 감상을 자아냅니다. 음악 애호가들의 귀를 사로잡는 이 음반은 아날로그 사운드가 전할 수 있는 정교한 아름다움의 극치를 담담히 증명해 냅니다.</w:t>
+        <w:t>소울패트롤(Soulpatrol)의 독창적인 음악 세계가 집약된 싱글 LP로, 에릭 클랩튼이나 J.J. 케일의 명곡으로 익히 알려진 원곡의 테마를 묵직하고 현대적인 그루브로 완벽하게 재해석한 화제작입니다.</w:t>
+      </w:r>
+    </w:p>
+    <w:p>
+      <w:pPr>
+        <w:spacing w:line="324" w:lineRule="auto" w:after="120"/>
+      </w:pPr>
+      <w:r>
+        <w:rPr w:rFonts="맑은 고딕">
+          <w:rFonts w:ascii="맑은 고딕" w:hAnsi="맑은 고딕" w:eastAsia="맑은 고딕"/>
+          <w:b w:val="0"/>
+          <w:sz w:val="21"/>
+        </w:rPr>
+        <w:t>끈적한 베이스와 긴장감 넘치는 비트, 그리고 사이키델릭한 사운드 텍스처가 더해져 듣는 이를 단숨에 몰입시키는 흡입력을 지녔습니다. 아날로그 LP 특유의 긁히는 듯한 질감과 풍성한 저역이 곡의 몽환적인 분위기를 극대화합니다.</w:t>
       </w:r>
     </w:p>
     <w:p>
@@ -106,7 +112,7 @@
           <w:b w:val="0"/>
           <w:sz w:val="21"/>
         </w:rPr>
-        <w:t>Cocaine /45rpm</w:t>
+        <w:t>Cocaine</w:t>
       </w:r>
     </w:p>
     <w:p>
@@ -168,7 +174,7 @@
           <w:b w:val="0"/>
           <w:sz w:val="21"/>
         </w:rPr>
-        <w:t>유럽 언더그라운드 소울 및 일렉트로닉 씬의 세련된 감각을 바탕으로, 전설적인 명곡의 테마를 고음질 45rpm 맥시 싱글 포맷에 농축하여 프레싱한 감각적인 스페셜 릴리즈입니다.</w:t>
+        <w:t>1990년대 한정 프레싱 발매된 소울/일렉트로닉 크로스오버 명작</w:t>
       </w:r>
     </w:p>
     <w:p>
@@ -199,7 +205,7 @@
           <w:b w:val="0"/>
           <w:sz w:val="21"/>
         </w:rPr>
-        <w:t>발매 당시 유럽의 감각적인 오디오파일 애호가들과 바이닐 DJ들 사이에서 폭발적인 지지를 얻으며 한정된 수량이 빠르게 소진된 컬트적 인기작입니다.</w:t>
+        <w:t>클럽 DJ 및 인디 바이닐 컬렉터들의 열렬한 호응</w:t>
       </w:r>
     </w:p>
     <w:p>
@@ -230,7 +236,7 @@
           <w:b w:val="0"/>
           <w:sz w:val="21"/>
         </w:rPr>
-        <w:t>대중적인 상업 지표를 넘어, 유럽 인디 및 바이닐 클럽 문화 평단으로부터 오리지널의 현대적 해체와 뛰어난 마스터링 완성도를 동시에 인정받았습니다.</w:t>
+        <w:t>언더그라운드 믹스 차트 상위권 랭크</w:t>
       </w:r>
     </w:p>
     <w:p>
@@ -275,7 +281,7 @@
           <w:b w:val="0"/>
           <w:sz w:val="21"/>
         </w:rPr>
-        <w:t>독일</w:t>
+        <w:t>유럽</w:t>
       </w:r>
     </w:p>
     <w:p>
@@ -306,7 +312,7 @@
           <w:b w:val="0"/>
           <w:sz w:val="21"/>
         </w:rPr>
-        <w:t>2000년대 결성</w:t>
+        <w:t>1990년대 활동</w:t>
       </w:r>
     </w:p>
     <w:p>
@@ -337,7 +343,7 @@
           <w:b w:val="0"/>
           <w:sz w:val="21"/>
         </w:rPr>
-        <w:t>프로듀서 유닛 / 프로젝트 그룹</w:t>
+        <w:t>프로젝트 밴드</w:t>
       </w:r>
     </w:p>
     <w:p>
@@ -368,7 +374,7 @@
           <w:b w:val="0"/>
           <w:sz w:val="21"/>
         </w:rPr>
-        <w:t>소울패트롤은 소울, 훵크, 다운템포, 하우스의 경계를 자유로이 넘나들며 감각적인 사운드 미학을 직조해 온 프로듀싱 팀입니다. 레트로한 아날로그 질감과 현대적 리듬 프로그래밍을 절묘하게 결합하여 바이닐 리스너들에게 신선한 음악적 영감을 불어넣었습니다.</w:t>
+        <w:t>정통 록과 소울의 명곡들을 감각적인 현대적 비트로 재창조하는 실력파 아티스트입니다.</w:t>
       </w:r>
     </w:p>
     <w:p>
@@ -413,7 +419,7 @@
           <w:b w:val="0"/>
           <w:sz w:val="21"/>
         </w:rPr>
-        <w:t>J.J. 케일과 에릭 클랩튼을 거치며 록과 블루스의 클래식으로 굳어진 모티프를 딥 소울과 클럽 감성으로 유려하게 재창조해 낸 독창적인 위치를 점합니다. 45rpm 규격을 채택함으로써 일반 33rpm 음반이 도달하기 힘든 다이내믹 레인지와 선명한 해상도를 구현해 낸 음향학적 성취를 보여줍니다.</w:t>
+        <w:t>클래식 록의 명곡을 일렉트로닉 소울의 영역으로 훌륭히 끌어올린 재해석의 미학을 보여줍니다.</w:t>
       </w:r>
     </w:p>
     <w:p>
@@ -444,7 +450,7 @@
           <w:b w:val="0"/>
           <w:sz w:val="21"/>
         </w:rPr>
-        <w:t>2000년대 전자음악의 차가운 유행 속에서 다시금 바이닐 특유의 온기와 아날로그 리듬의 그루브를 갈망하던 심야의 문화적 열망이 서려 있습니다. 턴테이블의 바늘 끝을 통해 흘러나오는 농밀한 베이스라인은 도시의 깊은 밤을 방황하던 청춘들의 고독과 낭만을 투영합니다.</w:t>
+        <w:t>세기말 언더그라운드 음악계의 과감한 시도와 실험정신이 고스란히 묻어납니다.</w:t>
       </w:r>
     </w:p>
     <w:p>
@@ -489,7 +495,7 @@
           <w:b w:val="0"/>
           <w:sz w:val="21"/>
         </w:rPr>
-        <w:t>표제작인 'Cocaine'은 최면적인 베이스 루프와 감각적인 비트, 몽환적인 텍스처가 겹겹이 쌓여 거부할 수 없는 몰입감을 선사합니다. 원곡의 거친 호흡을 덜어내고 세련된 어번(Urban) 감성과 서정적인 긴장감을 채워 넣어 귓가를 깊게 매혹합니다.</w:t>
+        <w:t>원곡의 강렬한 리프를 현대적인 베이스 루프와 몽환적 보컬로 감싼 타이틀곡</w:t>
       </w:r>
     </w:p>
     <w:p>
@@ -520,7 +526,7 @@
           <w:b w:val="0"/>
           <w:sz w:val="21"/>
         </w:rPr>
-        <w:t>45rpm 프레싱 특유의 넉넉한 음골 덕분에 진공관 앰프를 거칠 때 뿜어져 나오는 묵직하고 단단한 저역과 찰랑이는 하이햇의 금속성 잔향이 실로 압도적입니다. 따뜻하고 풍성한 음색을 지닌 MM/MC 카트리지로 감상할 때 스피커 앞을 가득 채우는 입체적인 공기감을 만끽할 수 있습니다.</w:t>
+        <w:t>턴테이블의 카트리지가 긁어내는 깊은 저음역의 울림이 묵직한 진공관 파워와 완벽히 맞아떨어집니다.</w:t>
       </w:r>
     </w:p>
     <w:p>
@@ -551,7 +557,7 @@
           <w:b w:val="0"/>
           <w:sz w:val="21"/>
         </w:rPr>
-        <w:t>뛰어난 오디오파일 퀄리티와 한정 발매로서의 희소성을 두루 갖추고 있어, 아날로그 바이닐의 본질적 쾌감을 탐닉하는 진정한 컬렉터라면 반드시 랙 한 켠에 꽂아두어야 할 명반입니다.</w:t>
+        <w:t>독특한 음악적 접근과 희소성으로 컬렉터들 사이에서 높은 평가를 받는 음반입니다.</w:t>
       </w:r>
     </w:p>
     <w:p>
@@ -565,7 +571,7 @@
           <w:color w:val="4338CA"/>
           <w:sz w:val="21"/>
         </w:rPr>
-        <w:t>이 음반을 통해 아날로그 바이닐의 깊고 농밀한 45회전 사운드가 전해주는 감동을 다시 한번 경험해 보시는 것은 어떨까요?</w:t>
+        <w:t>이 음반을 통해 색다른 아날로그 사운드의 감동을 다시 한번 경험해 보시는 것은 어떨까요?</w:t>
       </w:r>
     </w:p>
     <w:sectPr>
